--- a/desk-drop/desk-drop-legal-pack/rendered/05-llc-operating-agreement.docx
+++ b/desk-drop/desk-drop-legal-pack/rendered/05-llc-operating-agreement.docx
@@ -1281,7 +1281,7 @@
               <w:jc w:val="left"/>
             </w:pPr>
             <w:r>
-              <w:t xml:space="preserve">Other party</w:t>
+              <w:t xml:space="preserve">Other party (office legal name)</w:t>
             </w:r>
           </w:p>
         </w:tc>
@@ -1319,7 +1319,7 @@
               <w:jc w:val="left"/>
             </w:pPr>
             <w:r>
-              <w:t xml:space="preserve">[COMPANY]</w:t>
+              <w:t xml:space="preserve">[OFFICE LEGAL NAME]</w:t>
             </w:r>
           </w:p>
         </w:tc>
@@ -1357,7 +1357,7 @@
               <w:jc w:val="left"/>
             </w:pPr>
             <w:r>
-              <w:t xml:space="preserve">[COMPANY]</w:t>
+              <w:t xml:space="preserve">[OFFICE LEGAL NAME]</w:t>
             </w:r>
           </w:p>
         </w:tc>
